--- a/version-3/dept-timetables/ECE_Sem1_TimeTable_styled.docx
+++ b/version-3/dept-timetables/ECE_Sem1_TimeTable_styled.docx
@@ -1640,7 +1640,7 @@
                 <w:b w:val="0"/>
                 <w:sz w:val="15"/>
               </w:rPr>
-              <w:t>D-308</w:t>
+              <w:t>D-501</w:t>
             </w:r>
           </w:p>
         </w:tc>
@@ -5370,7 +5370,7 @@
                 <w:b w:val="0"/>
                 <w:sz w:val="15"/>
               </w:rPr>
-              <w:t>B-Block Aarambh Auditorium</w:t>
+              <w:t>A-314</w:t>
             </w:r>
           </w:p>
         </w:tc>
@@ -7641,20 +7641,20 @@
                 <w:b/>
                 <w:sz w:val="15"/>
               </w:rPr>
-              <w:t>EP</w:t>
-            </w:r>
-          </w:p>
-          <w:p>
-            <w:pPr>
-              <w:spacing w:after="0" w:before="0"/>
-              <w:jc w:val="center"/>
-            </w:pPr>
-            <w:r>
-              <w:rPr>
-                <w:b w:val="0"/>
-                <w:sz w:val="15"/>
-              </w:rPr>
-              <w:t>Dr. M. Venkata Ramana</w:t>
+              <w:t>BEE</w:t>
+            </w:r>
+          </w:p>
+          <w:p>
+            <w:pPr>
+              <w:spacing w:after="0" w:before="0"/>
+              <w:jc w:val="center"/>
+            </w:pPr>
+            <w:r>
+              <w:rPr>
+                <w:b w:val="0"/>
+                <w:sz w:val="15"/>
+              </w:rPr>
+              <w:t>Mr. G. Srikar</w:t>
             </w:r>
           </w:p>
           <w:p>
@@ -7750,7 +7750,7 @@
                 <w:b w:val="0"/>
                 <w:sz w:val="15"/>
               </w:rPr>
-              <w:t>A-314</w:t>
+              <w:t>B-Block Aarambh Auditorium</w:t>
             </w:r>
           </w:p>
         </w:tc>
@@ -7886,6 +7886,59 @@
                 <w:b/>
                 <w:sz w:val="15"/>
               </w:rPr>
+              <w:t>EP</w:t>
+            </w:r>
+          </w:p>
+          <w:p>
+            <w:pPr>
+              <w:spacing w:after="0" w:before="0"/>
+              <w:jc w:val="center"/>
+            </w:pPr>
+            <w:r>
+              <w:rPr>
+                <w:b w:val="0"/>
+                <w:sz w:val="15"/>
+              </w:rPr>
+              <w:t>Dr. M. Venkata Ramana</w:t>
+            </w:r>
+          </w:p>
+          <w:p>
+            <w:pPr>
+              <w:spacing w:after="0" w:before="0"/>
+              <w:jc w:val="center"/>
+            </w:pPr>
+            <w:r>
+              <w:rPr>
+                <w:b w:val="0"/>
+                <w:sz w:val="15"/>
+              </w:rPr>
+              <w:t>D-405</w:t>
+            </w:r>
+          </w:p>
+        </w:tc>
+        <w:tc>
+          <w:tcPr>
+            <w:tcW w:type="dxa" w:w="1328"/>
+            <w:tcBorders>
+              <w:top w:val="single" w:sz="4" w:color="B7BDD6"/>
+              <w:left w:val="single" w:sz="4" w:color="B7BDD6"/>
+              <w:bottom w:val="single" w:sz="4" w:color="B7BDD6"/>
+              <w:right w:val="single" w:sz="4" w:color="B7BDD6"/>
+            </w:tcBorders>
+            <w:vAlign w:val="center"/>
+            <w:shd w:val="clear" w:fill="DCE6F7"/>
+          </w:tcPr>
+          <w:p>
+            <w:pPr>
+              <w:spacing w:after="0" w:before="0"/>
+              <w:jc w:val="center"/>
+            </w:pPr>
+            <w:r/>
+            <w:r>
+              <w:rPr>
+                <w:b/>
+                <w:sz w:val="15"/>
+              </w:rPr>
               <w:t>BEE</w:t>
             </w:r>
           </w:p>
@@ -7900,59 +7953,6 @@
                 <w:sz w:val="15"/>
               </w:rPr>
               <w:t>Mr. G. Srikar</w:t>
-            </w:r>
-          </w:p>
-          <w:p>
-            <w:pPr>
-              <w:spacing w:after="0" w:before="0"/>
-              <w:jc w:val="center"/>
-            </w:pPr>
-            <w:r>
-              <w:rPr>
-                <w:b w:val="0"/>
-                <w:sz w:val="15"/>
-              </w:rPr>
-              <w:t>D-405</w:t>
-            </w:r>
-          </w:p>
-        </w:tc>
-        <w:tc>
-          <w:tcPr>
-            <w:tcW w:type="dxa" w:w="1328"/>
-            <w:tcBorders>
-              <w:top w:val="single" w:sz="4" w:color="B7BDD6"/>
-              <w:left w:val="single" w:sz="4" w:color="B7BDD6"/>
-              <w:bottom w:val="single" w:sz="4" w:color="B7BDD6"/>
-              <w:right w:val="single" w:sz="4" w:color="B7BDD6"/>
-            </w:tcBorders>
-            <w:vAlign w:val="center"/>
-            <w:shd w:val="clear" w:fill="DCE6F7"/>
-          </w:tcPr>
-          <w:p>
-            <w:pPr>
-              <w:spacing w:after="0" w:before="0"/>
-              <w:jc w:val="center"/>
-            </w:pPr>
-            <w:r/>
-            <w:r>
-              <w:rPr>
-                <w:b/>
-                <w:sz w:val="15"/>
-              </w:rPr>
-              <w:t>EP</w:t>
-            </w:r>
-          </w:p>
-          <w:p>
-            <w:pPr>
-              <w:spacing w:after="0" w:before="0"/>
-              <w:jc w:val="center"/>
-            </w:pPr>
-            <w:r>
-              <w:rPr>
-                <w:b w:val="0"/>
-                <w:sz w:val="15"/>
-              </w:rPr>
-              <w:t>Dr. M. Venkata Ramana</w:t>
             </w:r>
           </w:p>
           <w:p>
@@ -8183,20 +8183,20 @@
                 <w:b/>
                 <w:sz w:val="15"/>
               </w:rPr>
-              <w:t>BEE</w:t>
-            </w:r>
-          </w:p>
-          <w:p>
-            <w:pPr>
-              <w:spacing w:after="0" w:before="0"/>
-              <w:jc w:val="center"/>
-            </w:pPr>
-            <w:r>
-              <w:rPr>
-                <w:b w:val="0"/>
-                <w:sz w:val="15"/>
-              </w:rPr>
-              <w:t>Mr. G. Srikar</w:t>
+              <w:t>EP</w:t>
+            </w:r>
+          </w:p>
+          <w:p>
+            <w:pPr>
+              <w:spacing w:after="0" w:before="0"/>
+              <w:jc w:val="center"/>
+            </w:pPr>
+            <w:r>
+              <w:rPr>
+                <w:b w:val="0"/>
+                <w:sz w:val="15"/>
+              </w:rPr>
+              <w:t>Dr. M. Venkata Ramana</w:t>
             </w:r>
           </w:p>
           <w:p>
@@ -9478,7 +9478,7 @@
                 <w:b/>
                 <w:sz w:val="16"/>
               </w:rPr>
-              <w:t>EP</w:t>
+              <w:t>BEE</w:t>
             </w:r>
           </w:p>
         </w:tc>
@@ -9505,7 +9505,7 @@
                 <w:b w:val="0"/>
                 <w:sz w:val="16"/>
               </w:rPr>
-              <w:t>EMDXX01</w:t>
+              <w:t>EMA1104</w:t>
             </w:r>
           </w:p>
         </w:tc>
@@ -9531,7 +9531,7 @@
                 <w:b w:val="0"/>
                 <w:sz w:val="16"/>
               </w:rPr>
-              <w:t>Engineering Physics</w:t>
+              <w:t>Basic Electrical Engineering</w:t>
             </w:r>
           </w:p>
         </w:tc>
@@ -9611,7 +9611,7 @@
                 <w:b w:val="0"/>
                 <w:sz w:val="15"/>
               </w:rPr>
-              <w:t>Dr. M. Venkata Ramana</w:t>
+              <w:t>Mr. G. Srikar</w:t>
             </w:r>
           </w:p>
         </w:tc>
@@ -9802,7 +9802,7 @@
                 <w:b/>
                 <w:sz w:val="16"/>
               </w:rPr>
-              <w:t>BEE</w:t>
+              <w:t>EP</w:t>
             </w:r>
           </w:p>
         </w:tc>
@@ -9829,7 +9829,7 @@
                 <w:b w:val="0"/>
                 <w:sz w:val="16"/>
               </w:rPr>
-              <w:t>EMA1104</w:t>
+              <w:t>EMDXX01</w:t>
             </w:r>
           </w:p>
         </w:tc>
@@ -9855,7 +9855,7 @@
                 <w:b w:val="0"/>
                 <w:sz w:val="16"/>
               </w:rPr>
-              <w:t>Basic Electrical Engineering</w:t>
+              <w:t>Engineering Physics</w:t>
             </w:r>
           </w:p>
         </w:tc>
@@ -9935,7 +9935,7 @@
                 <w:b w:val="0"/>
                 <w:sz w:val="15"/>
               </w:rPr>
-              <w:t>Mr. G. Srikar</w:t>
+              <w:t>Dr. M. Venkata Ramana</w:t>
             </w:r>
           </w:p>
         </w:tc>
@@ -14809,7 +14809,7 @@
                 <w:b w:val="0"/>
                 <w:sz w:val="15"/>
               </w:rPr>
-              <w:t>D-501</w:t>
+              <w:t>D-308</w:t>
             </w:r>
           </w:p>
         </w:tc>
@@ -15268,7 +15268,7 @@
                 <w:b w:val="0"/>
                 <w:sz w:val="15"/>
               </w:rPr>
-              <w:t>D-205</w:t>
+              <w:t>D-201</w:t>
             </w:r>
           </w:p>
         </w:tc>
@@ -18136,6 +18136,59 @@
                 <w:b/>
                 <w:sz w:val="15"/>
               </w:rPr>
+              <w:t>EP</w:t>
+            </w:r>
+          </w:p>
+          <w:p>
+            <w:pPr>
+              <w:spacing w:after="0" w:before="0"/>
+              <w:jc w:val="center"/>
+            </w:pPr>
+            <w:r>
+              <w:rPr>
+                <w:b w:val="0"/>
+                <w:sz w:val="15"/>
+              </w:rPr>
+              <w:t>Dr.G. Shwetha</w:t>
+            </w:r>
+          </w:p>
+          <w:p>
+            <w:pPr>
+              <w:spacing w:after="0" w:before="0"/>
+              <w:jc w:val="center"/>
+            </w:pPr>
+            <w:r>
+              <w:rPr>
+                <w:b w:val="0"/>
+                <w:sz w:val="15"/>
+              </w:rPr>
+              <w:t>D-414</w:t>
+            </w:r>
+          </w:p>
+        </w:tc>
+        <w:tc>
+          <w:tcPr>
+            <w:tcW w:type="dxa" w:w="1328"/>
+            <w:tcBorders>
+              <w:top w:val="single" w:sz="4" w:color="B7BDD6"/>
+              <w:left w:val="single" w:sz="4" w:color="B7BDD6"/>
+              <w:bottom w:val="single" w:sz="4" w:color="B7BDD6"/>
+              <w:right w:val="single" w:sz="4" w:color="B7BDD6"/>
+            </w:tcBorders>
+            <w:vAlign w:val="center"/>
+            <w:shd w:val="clear" w:fill="DCE6F7"/>
+          </w:tcPr>
+          <w:p>
+            <w:pPr>
+              <w:spacing w:after="0" w:before="0"/>
+              <w:jc w:val="center"/>
+            </w:pPr>
+            <w:r/>
+            <w:r>
+              <w:rPr>
+                <w:b/>
+                <w:sz w:val="15"/>
+              </w:rPr>
               <w:t>BEE</w:t>
             </w:r>
           </w:p>
@@ -18150,59 +18203,6 @@
                 <w:sz w:val="15"/>
               </w:rPr>
               <w:t>Mr. I.Vijaya Kumar</w:t>
-            </w:r>
-          </w:p>
-          <w:p>
-            <w:pPr>
-              <w:spacing w:after="0" w:before="0"/>
-              <w:jc w:val="center"/>
-            </w:pPr>
-            <w:r>
-              <w:rPr>
-                <w:b w:val="0"/>
-                <w:sz w:val="15"/>
-              </w:rPr>
-              <w:t>D-414</w:t>
-            </w:r>
-          </w:p>
-        </w:tc>
-        <w:tc>
-          <w:tcPr>
-            <w:tcW w:type="dxa" w:w="1328"/>
-            <w:tcBorders>
-              <w:top w:val="single" w:sz="4" w:color="B7BDD6"/>
-              <w:left w:val="single" w:sz="4" w:color="B7BDD6"/>
-              <w:bottom w:val="single" w:sz="4" w:color="B7BDD6"/>
-              <w:right w:val="single" w:sz="4" w:color="B7BDD6"/>
-            </w:tcBorders>
-            <w:vAlign w:val="center"/>
-            <w:shd w:val="clear" w:fill="DCE6F7"/>
-          </w:tcPr>
-          <w:p>
-            <w:pPr>
-              <w:spacing w:after="0" w:before="0"/>
-              <w:jc w:val="center"/>
-            </w:pPr>
-            <w:r/>
-            <w:r>
-              <w:rPr>
-                <w:b/>
-                <w:sz w:val="15"/>
-              </w:rPr>
-              <w:t>EP</w:t>
-            </w:r>
-          </w:p>
-          <w:p>
-            <w:pPr>
-              <w:spacing w:after="0" w:before="0"/>
-              <w:jc w:val="center"/>
-            </w:pPr>
-            <w:r>
-              <w:rPr>
-                <w:b w:val="0"/>
-                <w:sz w:val="15"/>
-              </w:rPr>
-              <w:t>Dr.G. Shwetha</w:t>
             </w:r>
           </w:p>
           <w:p>
@@ -19755,7 +19755,7 @@
                 <w:b/>
                 <w:sz w:val="16"/>
               </w:rPr>
-              <w:t>BEE</w:t>
+              <w:t>EP</w:t>
             </w:r>
           </w:p>
         </w:tc>
@@ -19782,7 +19782,7 @@
                 <w:b w:val="0"/>
                 <w:sz w:val="16"/>
               </w:rPr>
-              <w:t>EMA1104</w:t>
+              <w:t>EMDXX01</w:t>
             </w:r>
           </w:p>
         </w:tc>
@@ -19808,7 +19808,7 @@
                 <w:b w:val="0"/>
                 <w:sz w:val="16"/>
               </w:rPr>
-              <w:t>Basic Electrical Engineering</w:t>
+              <w:t>Engineering Physics</w:t>
             </w:r>
           </w:p>
         </w:tc>
@@ -19888,7 +19888,7 @@
                 <w:b w:val="0"/>
                 <w:sz w:val="15"/>
               </w:rPr>
-              <w:t>Mr. I.Vijaya Kumar</w:t>
+              <w:t>Dr.G. Shwetha</w:t>
             </w:r>
           </w:p>
         </w:tc>
@@ -19917,7 +19917,7 @@
                 <w:b/>
                 <w:sz w:val="16"/>
               </w:rPr>
-              <w:t>EP</w:t>
+              <w:t>BEE</w:t>
             </w:r>
           </w:p>
         </w:tc>
@@ -19944,7 +19944,7 @@
                 <w:b w:val="0"/>
                 <w:sz w:val="16"/>
               </w:rPr>
-              <w:t>EMDXX01</w:t>
+              <w:t>EMA1104</w:t>
             </w:r>
           </w:p>
         </w:tc>
@@ -19970,7 +19970,7 @@
                 <w:b w:val="0"/>
                 <w:sz w:val="16"/>
               </w:rPr>
-              <w:t>Engineering Physics</w:t>
+              <w:t>Basic Electrical Engineering</w:t>
             </w:r>
           </w:p>
         </w:tc>
@@ -20050,7 +20050,7 @@
                 <w:b w:val="0"/>
                 <w:sz w:val="15"/>
               </w:rPr>
-              <w:t>Dr.G. Shwetha</w:t>
+              <w:t>Mr. I.Vijaya Kumar</w:t>
             </w:r>
           </w:p>
         </w:tc>
@@ -22196,6 +22196,59 @@
                 <w:b/>
                 <w:sz w:val="15"/>
               </w:rPr>
+              <w:t>EP</w:t>
+            </w:r>
+          </w:p>
+          <w:p>
+            <w:pPr>
+              <w:spacing w:after="0" w:before="0"/>
+              <w:jc w:val="center"/>
+            </w:pPr>
+            <w:r>
+              <w:rPr>
+                <w:b w:val="0"/>
+                <w:sz w:val="15"/>
+              </w:rPr>
+              <w:t>Dr.Nisha Gautam</w:t>
+            </w:r>
+          </w:p>
+          <w:p>
+            <w:pPr>
+              <w:spacing w:after="0" w:before="0"/>
+              <w:jc w:val="center"/>
+            </w:pPr>
+            <w:r>
+              <w:rPr>
+                <w:b w:val="0"/>
+                <w:sz w:val="15"/>
+              </w:rPr>
+              <w:t>D-412</w:t>
+            </w:r>
+          </w:p>
+        </w:tc>
+        <w:tc>
+          <w:tcPr>
+            <w:tcW w:type="dxa" w:w="1328"/>
+            <w:tcBorders>
+              <w:top w:val="single" w:sz="4" w:color="B7BDD6"/>
+              <w:left w:val="single" w:sz="4" w:color="B7BDD6"/>
+              <w:bottom w:val="single" w:sz="4" w:color="B7BDD6"/>
+              <w:right w:val="single" w:sz="4" w:color="B7BDD6"/>
+            </w:tcBorders>
+            <w:vAlign w:val="center"/>
+            <w:shd w:val="clear" w:fill="DCE6F7"/>
+          </w:tcPr>
+          <w:p>
+            <w:pPr>
+              <w:spacing w:after="0" w:before="0"/>
+              <w:jc w:val="center"/>
+            </w:pPr>
+            <w:r/>
+            <w:r>
+              <w:rPr>
+                <w:b/>
+                <w:sz w:val="15"/>
+              </w:rPr>
               <w:t>BEE</w:t>
             </w:r>
           </w:p>
@@ -22210,59 +22263,6 @@
                 <w:sz w:val="15"/>
               </w:rPr>
               <w:t>Mr. M. Lalu</w:t>
-            </w:r>
-          </w:p>
-          <w:p>
-            <w:pPr>
-              <w:spacing w:after="0" w:before="0"/>
-              <w:jc w:val="center"/>
-            </w:pPr>
-            <w:r>
-              <w:rPr>
-                <w:b w:val="0"/>
-                <w:sz w:val="15"/>
-              </w:rPr>
-              <w:t>D-412</w:t>
-            </w:r>
-          </w:p>
-        </w:tc>
-        <w:tc>
-          <w:tcPr>
-            <w:tcW w:type="dxa" w:w="1328"/>
-            <w:tcBorders>
-              <w:top w:val="single" w:sz="4" w:color="B7BDD6"/>
-              <w:left w:val="single" w:sz="4" w:color="B7BDD6"/>
-              <w:bottom w:val="single" w:sz="4" w:color="B7BDD6"/>
-              <w:right w:val="single" w:sz="4" w:color="B7BDD6"/>
-            </w:tcBorders>
-            <w:vAlign w:val="center"/>
-            <w:shd w:val="clear" w:fill="DCE6F7"/>
-          </w:tcPr>
-          <w:p>
-            <w:pPr>
-              <w:spacing w:after="0" w:before="0"/>
-              <w:jc w:val="center"/>
-            </w:pPr>
-            <w:r/>
-            <w:r>
-              <w:rPr>
-                <w:b/>
-                <w:sz w:val="15"/>
-              </w:rPr>
-              <w:t>EP</w:t>
-            </w:r>
-          </w:p>
-          <w:p>
-            <w:pPr>
-              <w:spacing w:after="0" w:before="0"/>
-              <w:jc w:val="center"/>
-            </w:pPr>
-            <w:r>
-              <w:rPr>
-                <w:b w:val="0"/>
-                <w:sz w:val="15"/>
-              </w:rPr>
-              <w:t>Dr.Nisha Gautam</w:t>
             </w:r>
           </w:p>
           <w:p>
@@ -23006,7 +23006,7 @@
                 <w:b w:val="0"/>
                 <w:sz w:val="15"/>
               </w:rPr>
-              <w:t>D-201</w:t>
+              <w:t>D-205</w:t>
             </w:r>
           </w:p>
         </w:tc>
